--- a/data/outputs/v2/General_Science/SS3.3_Waves/General_Science_Waves_SummaryTable.docx
+++ b/data/outputs/v2/General_Science/SS3.3_Waves/General_Science_Waves_SummaryTable.docx
@@ -38,6 +38,177 @@
           <w:szCs w:val="22"/>
         </w:rPr>
         <w:t xml:space="preserve">Sub-Strand 3.3: Waves — Teacher Reference (Pre-filled)</w:t>
+      </w:r>
+    </w:p>
+    <w:p>
+      <w:pPr>
+        <w:spacing w:after="80" w:before="120"/>
+      </w:pPr>
+      <w:r>
+        <w:rPr>
+          <w:rFonts w:ascii="Arial" w:cs="Arial" w:eastAsia="Arial" w:hAnsi="Arial"/>
+          <w:b/>
+          <w:bCs/>
+          <w:color w:val="1F3864"/>
+          <w:sz w:val="20"/>
+          <w:szCs w:val="20"/>
+        </w:rPr>
+        <w:t xml:space="preserve">ATTRIBUTION AND LICENSING</w:t>
+      </w:r>
+    </w:p>
+    <w:p>
+      <w:pPr>
+        <w:spacing w:after="60" w:before="0"/>
+      </w:pPr>
+      <w:r>
+        <w:rPr>
+          <w:rFonts w:ascii="Arial" w:cs="Arial" w:eastAsia="Arial" w:hAnsi="Arial"/>
+          <w:b/>
+          <w:bCs/>
+          <w:sz w:val="17"/>
+          <w:szCs w:val="17"/>
+        </w:rPr>
+        <w:t xml:space="preserve">Curriculum Alignment: </w:t>
+      </w:r>
+      <w:r>
+        <w:rPr>
+          <w:rFonts w:ascii="Arial" w:cs="Arial" w:eastAsia="Arial" w:hAnsi="Arial"/>
+          <w:sz w:val="17"/>
+          <w:szCs w:val="17"/>
+        </w:rPr>
+        <w:t xml:space="preserve">Structured in pedagogical alignment with the competence-based curriculum format and learning outcomes established by the Kenya Institute of Curriculum Development (KICD). This material is independently developed and is not officially endorsed or published by KICD.</w:t>
+      </w:r>
+    </w:p>
+    <w:p>
+      <w:pPr>
+        <w:spacing w:after="60" w:before="0"/>
+      </w:pPr>
+      <w:r>
+        <w:rPr>
+          <w:rFonts w:ascii="Arial" w:cs="Arial" w:eastAsia="Arial" w:hAnsi="Arial"/>
+          <w:b/>
+          <w:bCs/>
+          <w:sz w:val="17"/>
+          <w:szCs w:val="17"/>
+        </w:rPr>
+        <w:t xml:space="preserve">Content &amp; Pedagogy: </w:t>
+      </w:r>
+      <w:r>
+        <w:rPr>
+          <w:rFonts w:ascii="Arial" w:cs="Arial" w:eastAsia="Arial" w:hAnsi="Arial"/>
+          <w:sz w:val="17"/>
+          <w:szCs w:val="17"/>
+        </w:rPr>
+        <w:t xml:space="preserve">Developed and adapted by the educator team at SeaVuria (registered 501(c)(3) in the United States and registered NGO in Kenya, No. 872-850A-BF11), who designed the pedagogical framework, lesson templates and exemplar lessons on which this material is based.</w:t>
+      </w:r>
+    </w:p>
+    <w:p>
+      <w:pPr>
+        <w:spacing w:after="60" w:before="0"/>
+      </w:pPr>
+      <w:r>
+        <w:rPr>
+          <w:rFonts w:ascii="Arial" w:cs="Arial" w:eastAsia="Arial" w:hAnsi="Arial"/>
+          <w:b/>
+          <w:bCs/>
+          <w:sz w:val="17"/>
+          <w:szCs w:val="17"/>
+        </w:rPr>
+        <w:t xml:space="preserve">Production &amp; Layout: </w:t>
+      </w:r>
+      <w:r>
+        <w:rPr>
+          <w:rFonts w:ascii="Arial" w:cs="Arial" w:eastAsia="Arial" w:hAnsi="Arial"/>
+          <w:sz w:val="17"/>
+          <w:szCs w:val="17"/>
+        </w:rPr>
+        <w:t xml:space="preserve">Educational design and curriculum sequencing by SeaVuria. Technical layout, structural formatting, and digital optimization/implementation executed in partnership with ARES Education (registered 501(c)(3) in the United States and Canada (as Afretech Aid) and registered NGO in Kenya), with lesson drafting and compilation assisted by AI (Claude, Anthropic).</w:t>
+      </w:r>
+    </w:p>
+    <w:p>
+      <w:pPr>
+        <w:pBdr>
+          <w:bottom w:val="single" w:color="1F3864" w:sz="6" w:space="6"/>
+        </w:pBdr>
+        <w:spacing w:after="60" w:before="0"/>
+      </w:pPr>
+      <w:r>
+        <w:rPr>
+          <w:rFonts w:ascii="Arial" w:cs="Arial" w:eastAsia="Arial" w:hAnsi="Arial"/>
+          <w:b/>
+          <w:bCs/>
+          <w:sz w:val="17"/>
+          <w:szCs w:val="17"/>
+        </w:rPr>
+        <w:t xml:space="preserve">Licensing &amp; Copyright: </w:t>
+      </w:r>
+      <w:r>
+        <w:rPr>
+          <w:rFonts w:ascii="Arial" w:cs="Arial" w:eastAsia="Arial" w:hAnsi="Arial"/>
+          <w:sz w:val="17"/>
+          <w:szCs w:val="17"/>
+        </w:rPr>
+        <w:t xml:space="preserve">© 2026 SeaVuria and ARES. This work is licensed under a </w:t>
+      </w:r>
+      <w:hyperlink w:history="1" r:id="rId5-clxsqei_sml-lypdymz">
+        <w:r>
+          <w:rPr>
+            <w:rFonts w:ascii="Arial" w:cs="Arial" w:eastAsia="Arial" w:hAnsi="Arial"/>
+            <w:color w:val="1F6B75"/>
+            <w:sz w:val="17"/>
+            <w:szCs w:val="17"/>
+            <w:u w:val="single" w:color="1F6B75"/>
+          </w:rPr>
+          <w:t xml:space="preserve">Creative Commons Attribution-NonCommercial 4.0 International License</w:t>
+        </w:r>
+      </w:hyperlink>
+      <w:r>
+        <w:rPr>
+          <w:rFonts w:ascii="Arial" w:cs="Arial" w:eastAsia="Arial" w:hAnsi="Arial"/>
+          <w:sz w:val="17"/>
+          <w:szCs w:val="17"/>
+        </w:rPr>
+        <w:t xml:space="preserve"> (</w:t>
+      </w:r>
+      <w:hyperlink w:history="1" r:id="rIdosbxplfpvabab5-tfpwy7">
+        <w:r>
+          <w:rPr>
+            <w:rFonts w:ascii="Arial" w:cs="Arial" w:eastAsia="Arial" w:hAnsi="Arial"/>
+            <w:color w:val="1F6B75"/>
+            <w:sz w:val="17"/>
+            <w:szCs w:val="17"/>
+            <w:u w:val="single" w:color="1F6B75"/>
+          </w:rPr>
+          <w:t xml:space="preserve">CC BY-NC 4.0</w:t>
+        </w:r>
+      </w:hyperlink>
+      <w:r>
+        <w:rPr>
+          <w:rFonts w:ascii="Arial" w:cs="Arial" w:eastAsia="Arial" w:hAnsi="Arial"/>
+          <w:sz w:val="17"/>
+          <w:szCs w:val="17"/>
+        </w:rPr>
+        <w:t xml:space="preserve">). To view a copy of this license, visit </w:t>
+      </w:r>
+      <w:hyperlink w:history="1" r:id="rIdhoagczcs9hq_k74b0x10u">
+        <w:r>
+          <w:rPr>
+            <w:rFonts w:ascii="Arial" w:cs="Arial" w:eastAsia="Arial" w:hAnsi="Arial"/>
+            <w:color w:val="1F6B75"/>
+            <w:sz w:val="17"/>
+            <w:szCs w:val="17"/>
+            <w:u w:val="single" w:color="1F6B75"/>
+          </w:rPr>
+          <w:t xml:space="preserve">https://creativecommons.org/licenses/by-nc/4.0/</w:t>
+        </w:r>
+      </w:hyperlink>
+      <w:r>
+        <w:rPr>
+          <w:rFonts w:ascii="Arial" w:cs="Arial" w:eastAsia="Arial" w:hAnsi="Arial"/>
+          <w:sz w:val="17"/>
+          <w:szCs w:val="17"/>
+        </w:rPr>
+        <w:t xml:space="preserve">. You are free to copy, redistribute, and adapt this material in any medium or format, provided appropriate credit is given and the material is not used for commercial purposes. KICD learning outcomes and curriculum designations reproduced here for alignment purposes remain the property of KICD and are not covered by this license. Linked external resources (e.g. CK-12, Khan Academy, PhET) are subject to their own licenses.</w:t>
       </w:r>
     </w:p>
     <w:p>

--- a/data/outputs/v2/General_Science/SS3.3_Waves/General_Science_Waves_SummaryTable.docx
+++ b/data/outputs/v2/General_Science/SS3.3_Waves/General_Science_Waves_SummaryTable.docx
@@ -38,177 +38,6 @@
           <w:szCs w:val="22"/>
         </w:rPr>
         <w:t xml:space="preserve">Sub-Strand 3.3: Waves — Teacher Reference (Pre-filled)</w:t>
-      </w:r>
-    </w:p>
-    <w:p>
-      <w:pPr>
-        <w:spacing w:after="80" w:before="120"/>
-      </w:pPr>
-      <w:r>
-        <w:rPr>
-          <w:rFonts w:ascii="Arial" w:cs="Arial" w:eastAsia="Arial" w:hAnsi="Arial"/>
-          <w:b/>
-          <w:bCs/>
-          <w:color w:val="1F3864"/>
-          <w:sz w:val="20"/>
-          <w:szCs w:val="20"/>
-        </w:rPr>
-        <w:t xml:space="preserve">ATTRIBUTION AND LICENSING</w:t>
-      </w:r>
-    </w:p>
-    <w:p>
-      <w:pPr>
-        <w:spacing w:after="60" w:before="0"/>
-      </w:pPr>
-      <w:r>
-        <w:rPr>
-          <w:rFonts w:ascii="Arial" w:cs="Arial" w:eastAsia="Arial" w:hAnsi="Arial"/>
-          <w:b/>
-          <w:bCs/>
-          <w:sz w:val="17"/>
-          <w:szCs w:val="17"/>
-        </w:rPr>
-        <w:t xml:space="preserve">Curriculum Alignment: </w:t>
-      </w:r>
-      <w:r>
-        <w:rPr>
-          <w:rFonts w:ascii="Arial" w:cs="Arial" w:eastAsia="Arial" w:hAnsi="Arial"/>
-          <w:sz w:val="17"/>
-          <w:szCs w:val="17"/>
-        </w:rPr>
-        <w:t xml:space="preserve">Structured in pedagogical alignment with the competence-based curriculum format and learning outcomes established by the Kenya Institute of Curriculum Development (KICD). This material is independently developed and is not officially endorsed or published by KICD.</w:t>
-      </w:r>
-    </w:p>
-    <w:p>
-      <w:pPr>
-        <w:spacing w:after="60" w:before="0"/>
-      </w:pPr>
-      <w:r>
-        <w:rPr>
-          <w:rFonts w:ascii="Arial" w:cs="Arial" w:eastAsia="Arial" w:hAnsi="Arial"/>
-          <w:b/>
-          <w:bCs/>
-          <w:sz w:val="17"/>
-          <w:szCs w:val="17"/>
-        </w:rPr>
-        <w:t xml:space="preserve">Content &amp; Pedagogy: </w:t>
-      </w:r>
-      <w:r>
-        <w:rPr>
-          <w:rFonts w:ascii="Arial" w:cs="Arial" w:eastAsia="Arial" w:hAnsi="Arial"/>
-          <w:sz w:val="17"/>
-          <w:szCs w:val="17"/>
-        </w:rPr>
-        <w:t xml:space="preserve">Developed and adapted by the educator team at SeaVuria (registered 501(c)(3) in the United States and registered NGO in Kenya, No. 872-850A-BF11), who designed the pedagogical framework, lesson templates and exemplar lessons on which this material is based.</w:t>
-      </w:r>
-    </w:p>
-    <w:p>
-      <w:pPr>
-        <w:spacing w:after="60" w:before="0"/>
-      </w:pPr>
-      <w:r>
-        <w:rPr>
-          <w:rFonts w:ascii="Arial" w:cs="Arial" w:eastAsia="Arial" w:hAnsi="Arial"/>
-          <w:b/>
-          <w:bCs/>
-          <w:sz w:val="17"/>
-          <w:szCs w:val="17"/>
-        </w:rPr>
-        <w:t xml:space="preserve">Production &amp; Layout: </w:t>
-      </w:r>
-      <w:r>
-        <w:rPr>
-          <w:rFonts w:ascii="Arial" w:cs="Arial" w:eastAsia="Arial" w:hAnsi="Arial"/>
-          <w:sz w:val="17"/>
-          <w:szCs w:val="17"/>
-        </w:rPr>
-        <w:t xml:space="preserve">Educational design and curriculum sequencing by SeaVuria. Technical layout, structural formatting, and digital optimization/implementation executed in partnership with ARES Education (registered 501(c)(3) in the United States and Canada (as Afretech Aid) and registered NGO in Kenya), with lesson drafting and compilation assisted by AI (Claude, Anthropic).</w:t>
-      </w:r>
-    </w:p>
-    <w:p>
-      <w:pPr>
-        <w:pBdr>
-          <w:bottom w:val="single" w:color="1F3864" w:sz="6" w:space="6"/>
-        </w:pBdr>
-        <w:spacing w:after="60" w:before="0"/>
-      </w:pPr>
-      <w:r>
-        <w:rPr>
-          <w:rFonts w:ascii="Arial" w:cs="Arial" w:eastAsia="Arial" w:hAnsi="Arial"/>
-          <w:b/>
-          <w:bCs/>
-          <w:sz w:val="17"/>
-          <w:szCs w:val="17"/>
-        </w:rPr>
-        <w:t xml:space="preserve">Licensing &amp; Copyright: </w:t>
-      </w:r>
-      <w:r>
-        <w:rPr>
-          <w:rFonts w:ascii="Arial" w:cs="Arial" w:eastAsia="Arial" w:hAnsi="Arial"/>
-          <w:sz w:val="17"/>
-          <w:szCs w:val="17"/>
-        </w:rPr>
-        <w:t xml:space="preserve">© 2026 SeaVuria and ARES. This work is licensed under a </w:t>
-      </w:r>
-      <w:hyperlink w:history="1" r:id="rId5-clxsqei_sml-lypdymz">
-        <w:r>
-          <w:rPr>
-            <w:rFonts w:ascii="Arial" w:cs="Arial" w:eastAsia="Arial" w:hAnsi="Arial"/>
-            <w:color w:val="1F6B75"/>
-            <w:sz w:val="17"/>
-            <w:szCs w:val="17"/>
-            <w:u w:val="single" w:color="1F6B75"/>
-          </w:rPr>
-          <w:t xml:space="preserve">Creative Commons Attribution-NonCommercial 4.0 International License</w:t>
-        </w:r>
-      </w:hyperlink>
-      <w:r>
-        <w:rPr>
-          <w:rFonts w:ascii="Arial" w:cs="Arial" w:eastAsia="Arial" w:hAnsi="Arial"/>
-          <w:sz w:val="17"/>
-          <w:szCs w:val="17"/>
-        </w:rPr>
-        <w:t xml:space="preserve"> (</w:t>
-      </w:r>
-      <w:hyperlink w:history="1" r:id="rIdosbxplfpvabab5-tfpwy7">
-        <w:r>
-          <w:rPr>
-            <w:rFonts w:ascii="Arial" w:cs="Arial" w:eastAsia="Arial" w:hAnsi="Arial"/>
-            <w:color w:val="1F6B75"/>
-            <w:sz w:val="17"/>
-            <w:szCs w:val="17"/>
-            <w:u w:val="single" w:color="1F6B75"/>
-          </w:rPr>
-          <w:t xml:space="preserve">CC BY-NC 4.0</w:t>
-        </w:r>
-      </w:hyperlink>
-      <w:r>
-        <w:rPr>
-          <w:rFonts w:ascii="Arial" w:cs="Arial" w:eastAsia="Arial" w:hAnsi="Arial"/>
-          <w:sz w:val="17"/>
-          <w:szCs w:val="17"/>
-        </w:rPr>
-        <w:t xml:space="preserve">). To view a copy of this license, visit </w:t>
-      </w:r>
-      <w:hyperlink w:history="1" r:id="rIdhoagczcs9hq_k74b0x10u">
-        <w:r>
-          <w:rPr>
-            <w:rFonts w:ascii="Arial" w:cs="Arial" w:eastAsia="Arial" w:hAnsi="Arial"/>
-            <w:color w:val="1F6B75"/>
-            <w:sz w:val="17"/>
-            <w:szCs w:val="17"/>
-            <w:u w:val="single" w:color="1F6B75"/>
-          </w:rPr>
-          <w:t xml:space="preserve">https://creativecommons.org/licenses/by-nc/4.0/</w:t>
-        </w:r>
-      </w:hyperlink>
-      <w:r>
-        <w:rPr>
-          <w:rFonts w:ascii="Arial" w:cs="Arial" w:eastAsia="Arial" w:hAnsi="Arial"/>
-          <w:sz w:val="17"/>
-          <w:szCs w:val="17"/>
-        </w:rPr>
-        <w:t xml:space="preserve">. You are free to copy, redistribute, and adapt this material in any medium or format, provided appropriate credit is given and the material is not used for commercial purposes. KICD learning outcomes and curriculum designations reproduced here for alignment purposes remain the property of KICD and are not covered by this license. Linked external resources (e.g. CK-12, Khan Academy, PhET) are subject to their own licenses.</w:t>
       </w:r>
     </w:p>
     <w:p>
@@ -1848,6 +1677,185 @@
         </w:tc>
       </w:tr>
     </w:tbl>
+    <w:p>
+      <w:pPr>
+        <w:spacing w:after="120"/>
+      </w:pPr>
+      <w:r>
+        <w:t xml:space="preserve"/>
+      </w:r>
+    </w:p>
+    <w:p>
+      <w:pPr>
+        <w:spacing w:after="80" w:before="120"/>
+      </w:pPr>
+      <w:r>
+        <w:rPr>
+          <w:rFonts w:ascii="Arial" w:cs="Arial" w:eastAsia="Arial" w:hAnsi="Arial"/>
+          <w:b/>
+          <w:bCs/>
+          <w:color w:val="1F3864"/>
+          <w:sz w:val="20"/>
+          <w:szCs w:val="20"/>
+        </w:rPr>
+        <w:t xml:space="preserve">ATTRIBUTION AND LICENSING</w:t>
+      </w:r>
+    </w:p>
+    <w:p>
+      <w:pPr>
+        <w:spacing w:after="60" w:before="0"/>
+      </w:pPr>
+      <w:r>
+        <w:rPr>
+          <w:rFonts w:ascii="Arial" w:cs="Arial" w:eastAsia="Arial" w:hAnsi="Arial"/>
+          <w:b/>
+          <w:bCs/>
+          <w:sz w:val="17"/>
+          <w:szCs w:val="17"/>
+        </w:rPr>
+        <w:t xml:space="preserve">Curriculum Alignment: </w:t>
+      </w:r>
+      <w:r>
+        <w:rPr>
+          <w:rFonts w:ascii="Arial" w:cs="Arial" w:eastAsia="Arial" w:hAnsi="Arial"/>
+          <w:sz w:val="17"/>
+          <w:szCs w:val="17"/>
+        </w:rPr>
+        <w:t xml:space="preserve">Structured in pedagogical alignment with the competence-based curriculum format and learning outcomes established by the Kenya Institute of Curriculum Development (KICD). This material is independently developed and is not officially endorsed or published by KICD.</w:t>
+      </w:r>
+    </w:p>
+    <w:p>
+      <w:pPr>
+        <w:spacing w:after="60" w:before="0"/>
+      </w:pPr>
+      <w:r>
+        <w:rPr>
+          <w:rFonts w:ascii="Arial" w:cs="Arial" w:eastAsia="Arial" w:hAnsi="Arial"/>
+          <w:b/>
+          <w:bCs/>
+          <w:sz w:val="17"/>
+          <w:szCs w:val="17"/>
+        </w:rPr>
+        <w:t xml:space="preserve">Content &amp; Pedagogy: </w:t>
+      </w:r>
+      <w:r>
+        <w:rPr>
+          <w:rFonts w:ascii="Arial" w:cs="Arial" w:eastAsia="Arial" w:hAnsi="Arial"/>
+          <w:sz w:val="17"/>
+          <w:szCs w:val="17"/>
+        </w:rPr>
+        <w:t xml:space="preserve">Developed and adapted by the educator team at SeaVuria (registered 501(c)(3) in the United States and registered NGO in Kenya, No. 872-850A-BF11), who designed the pedagogical framework, lesson templates and exemplar lessons on which this material is based.</w:t>
+      </w:r>
+    </w:p>
+    <w:p>
+      <w:pPr>
+        <w:spacing w:after="60" w:before="0"/>
+      </w:pPr>
+      <w:r>
+        <w:rPr>
+          <w:rFonts w:ascii="Arial" w:cs="Arial" w:eastAsia="Arial" w:hAnsi="Arial"/>
+          <w:b/>
+          <w:bCs/>
+          <w:sz w:val="17"/>
+          <w:szCs w:val="17"/>
+        </w:rPr>
+        <w:t xml:space="preserve">Production &amp; Layout: </w:t>
+      </w:r>
+      <w:r>
+        <w:rPr>
+          <w:rFonts w:ascii="Arial" w:cs="Arial" w:eastAsia="Arial" w:hAnsi="Arial"/>
+          <w:sz w:val="17"/>
+          <w:szCs w:val="17"/>
+        </w:rPr>
+        <w:t xml:space="preserve">Educational design and curriculum sequencing by SeaVuria. Technical layout, structural formatting, and digital optimization/implementation executed in partnership with ARES Education (registered 501(c)(3) in the United States and Canada (as Afretech Aid) and registered NGO in Kenya), with lesson drafting and compilation assisted by AI (Claude, Anthropic).</w:t>
+      </w:r>
+    </w:p>
+    <w:p>
+      <w:pPr>
+        <w:pBdr>
+          <w:bottom w:val="single" w:color="1F3864" w:sz="6" w:space="6"/>
+        </w:pBdr>
+        <w:spacing w:after="60" w:before="0"/>
+      </w:pPr>
+      <w:r>
+        <w:rPr>
+          <w:rFonts w:ascii="Arial" w:cs="Arial" w:eastAsia="Arial" w:hAnsi="Arial"/>
+          <w:b/>
+          <w:bCs/>
+          <w:sz w:val="17"/>
+          <w:szCs w:val="17"/>
+        </w:rPr>
+        <w:t xml:space="preserve">Licensing &amp; Copyright: </w:t>
+      </w:r>
+      <w:r>
+        <w:rPr>
+          <w:rFonts w:ascii="Arial" w:cs="Arial" w:eastAsia="Arial" w:hAnsi="Arial"/>
+          <w:sz w:val="17"/>
+          <w:szCs w:val="17"/>
+        </w:rPr>
+        <w:t xml:space="preserve">© 2026 SeaVuria and ARES. This work is licensed under a </w:t>
+      </w:r>
+      <w:hyperlink w:history="1" r:id="rIdxrd7suid0yw8ow03_fjnu">
+        <w:r>
+          <w:rPr>
+            <w:rFonts w:ascii="Arial" w:cs="Arial" w:eastAsia="Arial" w:hAnsi="Arial"/>
+            <w:color w:val="1F6B75"/>
+            <w:sz w:val="17"/>
+            <w:szCs w:val="17"/>
+            <w:u w:val="single" w:color="1F6B75"/>
+          </w:rPr>
+          <w:t xml:space="preserve">Creative Commons Attribution-NonCommercial 4.0 International License</w:t>
+        </w:r>
+      </w:hyperlink>
+      <w:r>
+        <w:rPr>
+          <w:rFonts w:ascii="Arial" w:cs="Arial" w:eastAsia="Arial" w:hAnsi="Arial"/>
+          <w:sz w:val="17"/>
+          <w:szCs w:val="17"/>
+        </w:rPr>
+        <w:t xml:space="preserve"> (</w:t>
+      </w:r>
+      <w:hyperlink w:history="1" r:id="rIdtrafxd89eqawmjtxaujir">
+        <w:r>
+          <w:rPr>
+            <w:rFonts w:ascii="Arial" w:cs="Arial" w:eastAsia="Arial" w:hAnsi="Arial"/>
+            <w:color w:val="1F6B75"/>
+            <w:sz w:val="17"/>
+            <w:szCs w:val="17"/>
+            <w:u w:val="single" w:color="1F6B75"/>
+          </w:rPr>
+          <w:t xml:space="preserve">CC BY-NC 4.0</w:t>
+        </w:r>
+      </w:hyperlink>
+      <w:r>
+        <w:rPr>
+          <w:rFonts w:ascii="Arial" w:cs="Arial" w:eastAsia="Arial" w:hAnsi="Arial"/>
+          <w:sz w:val="17"/>
+          <w:szCs w:val="17"/>
+        </w:rPr>
+        <w:t xml:space="preserve">). To view a copy of this license, visit </w:t>
+      </w:r>
+      <w:hyperlink w:history="1" r:id="rId8nkyyge2ix0zekdustzgu">
+        <w:r>
+          <w:rPr>
+            <w:rFonts w:ascii="Arial" w:cs="Arial" w:eastAsia="Arial" w:hAnsi="Arial"/>
+            <w:color w:val="1F6B75"/>
+            <w:sz w:val="17"/>
+            <w:szCs w:val="17"/>
+            <w:u w:val="single" w:color="1F6B75"/>
+          </w:rPr>
+          <w:t xml:space="preserve">https://creativecommons.org/licenses/by-nc/4.0/</w:t>
+        </w:r>
+      </w:hyperlink>
+      <w:r>
+        <w:rPr>
+          <w:rFonts w:ascii="Arial" w:cs="Arial" w:eastAsia="Arial" w:hAnsi="Arial"/>
+          <w:sz w:val="17"/>
+          <w:szCs w:val="17"/>
+        </w:rPr>
+        <w:t xml:space="preserve">. You are free to copy, redistribute, and adapt this material in any medium or format, provided appropriate credit is given and the material is not used for commercial purposes. KICD learning outcomes and curriculum designations reproduced here for alignment purposes remain the property of KICD and are not covered by this license. Linked external resources (e.g. CK-12, Khan Academy, PhET) are subject to their own licenses.</w:t>
+      </w:r>
+    </w:p>
     <w:sectPr>
       <w:pgSz w:w="15840" w:h="12240" w:orient="landscape"/>
       <w:pgMar w:top="1080" w:right="1080" w:bottom="1080" w:left="1080" w:header="708" w:footer="708" w:gutter="0"/>

--- a/data/outputs/v2/General_Science/SS3.3_Waves/General_Science_Waves_SummaryTable.docx
+++ b/data/outputs/v2/General_Science/SS3.3_Waves/General_Science_Waves_SummaryTable.docx
@@ -532,7 +532,7 @@
                 <w:sz w:val="18"/>
                 <w:szCs w:val="18"/>
               </w:rPr>
-              <w:t xml:space="preserve">What Is a Wave? Introducing the Anchoring Phenomenon</w:t>
+              <w:t xml:space="preserve">ANCHORING PHENOMENON AND WAVE VOCABULARY</w:t>
             </w:r>
           </w:p>
         </w:tc>
@@ -564,7 +564,7 @@
                 <w:sz w:val="18"/>
                 <w:szCs w:val="18"/>
               </w:rPr>
-              <w:t xml:space="preserve">Students observed a series of demonstrations and media: ripples spreading across a basin of water after a stone is dropped (or a short video clip of Lake Victoria shoreline waves), a slinky being shaken to produce transverse and longitudinal pulses, and a short audio clip of a loud thunderclap recorded near Nairobi. In each case students noted that a disturbance travels outward from its source without the medium itself travelling with it — a floating bottle-cap on the water surface bobs up and down but does not drift forward with the wave.</w:t>
+              <w:t xml:space="preserve">A narrated scenario of a Kisumu fisherman hearing thunder from behind a cliff and seeing water waves change direction near the shore, illustrated by a photograph of the Kisumu shoreline and a slinky spring demonstration of transverse and longitudinal pulses</w:t>
             </w:r>
           </w:p>
         </w:tc>
@@ -596,7 +596,7 @@
                 <w:sz w:val="18"/>
                 <w:szCs w:val="18"/>
               </w:rPr>
-              <w:t xml:space="preserve">Students learned the defining characteristics of a wave: a wave is a disturbance that transfers energy from one point to another through a medium (or, for electromagnetic waves, through a vacuum) without net transfer of matter. They identified and labelled key wave anatomy — crest, trough, amplitude (A), wavelength (λ), period (T), and frequency (f) — on both transverse waves (rope, water surface) and longitudinal waves (sound, slinky compressions and rarefactions). They distinguished mechanical waves (require a medium; e.g., sound, water waves) from electromagnetic waves (travel through a vacuum; e.g., light, radio). Pedagogical note: ensure learners articulate the 'energy not matter' principle using the bottle-cap analogy before moving on; this is the conceptual anchor for the entire sub-strand.</w:t>
+              <w:t xml:space="preserve">The key vocabulary of waves: wavelength, amplitude, period, frequency, wave velocity, transverse wave, and longitudinal wave, each anchored to a labelled diagram and annotated with Kenyan real-world examples including Lake Victoria water waves and spoken Swahili vowel sounds</w:t>
             </w:r>
           </w:p>
         </w:tc>
@@ -628,7 +628,7 @@
                 <w:sz w:val="18"/>
                 <w:szCs w:val="18"/>
               </w:rPr>
-              <w:t xml:space="preserve">The observed behaviour is explained by the nature of particle interactions in the medium. Each particle is coupled to its neighbour by intermolecular forces; when one particle is displaced it exerts a restoring force that passes the disturbance along. Because the particles return to their equilibrium positions, no net mass transport occurs — only energy propagates. For transverse waves (e.g., a shaken rope or Lake Victoria surface ripple), particle oscillation is perpendicular to the direction of wave travel. For longitudinal waves (e.g., the Nairobi thunderclap), particle oscillation is parallel to the direction of travel, creating alternating compressions (high pressure) and rarefactions (low pressure). The anchoring phenomenon — waves in Kenyan environments carrying energy — is thus explained at the particle level. Teachers should cold-call at least three students to re-explain the bottle-cap observation using the particle model before closing the lesson.</w:t>
+              <w:t xml:space="preserve">Learners produced initial (pre-instruction) predictions for the anchoring phenomenon and acknowledged that the new vocabulary gives them a shared scientific language to begin investigating the fisherman puzzle, while recognising that the full explanation (reflection, refraction, and diffraction) will emerge across the unit</w:t>
             </w:r>
           </w:p>
         </w:tc>
@@ -713,7 +713,7 @@
                 <w:sz w:val="18"/>
                 <w:szCs w:val="18"/>
               </w:rPr>
-              <w:t xml:space="preserve">Students observed a ripple tank (physical or simulated) in which the frequency of the dipper was varied systematically while wave speed remained constant (same water depth). They recorded that increasing frequency produced shorter wavelengths, and decreasing frequency produced longer wavelengths. A class data table was built on the board, plotting f against λ and noting the product f × λ stayed approximately constant for each trial. A Kenyan radio context was introduced: an FM station in Nairobi broadcasts at 98.4 MHz — students were asked to predict the wavelength before deriving the equation.</w:t>
+              <w:t xml:space="preserve">During the slinky demonstration on the classroom floor, learners observed that increasing the rate of hand oscillation (frequency) produced more crests along the spring length — the distance between crests (wavelength) became shorter. The overall wave appeared to travel along the spring at the same speed regardless of how fast the hand moved. In the ripple-tank simulation, learners observed that low-frequency sources produced widely spaced wavefronts while high-frequency sources produced closely spaced wavefronts, with the wave speed remaining constant in the same medium.</w:t>
             </w:r>
           </w:p>
         </w:tc>
@@ -745,7 +745,7 @@
                 <w:sz w:val="18"/>
                 <w:szCs w:val="18"/>
               </w:rPr>
-              <w:t xml:space="preserve">Through guided derivation, learners established that in one period T a wave travels exactly one wavelength λ, giving v = λ/T. Substituting T = 1/f yields the wave equation v = fλ. Students practised rearranging to find f = v/λ and λ = v/f. They applied the equation to Kenyan contexts: calculating the wavelength of a 98.4 MHz Nairobi FM signal (v = 3 × 10⁸ m/s, λ ≈ 3.05 m); calculating the frequency of a 340 m/s sound wave with λ = 0.5 m; and calculating the speed of a coastal wave near Mombasa given its frequency and measured wavelength. Pedagogical note: insist learners write the formula, substitute with units, and state the unit of the answer — unit tracking is a frequent exam error.</w:t>
+              <w:t xml:space="preserve">Through guided derivation, learners established that in one period T, a wave travels exactly one wavelength λ, giving λ = vT. Substituting T = 1/f yields the wave equation v = fλ. This means that in a given medium (constant v), frequency and wavelength are inversely proportional. Learners applied this to four Kenyan contexts: the wavelength of Classic 105 FM (98.4 MHz) radio waves is approximately 3.05 m; the speed of sound at Fort Jesus Mombasa is approximately 340 m/s; a Lake Victoria boat-engine wave (λ = 0.8 m, v = 3.2 m/s) has frequency 4 Hz and period 0.25 s; and Indian Ocean swells (v = 15 m/s, λ = 75 m) have period 5 s, frequency 0.2 Hz, meaning 12 crests per minute reach the shore.</w:t>
             </w:r>
           </w:p>
         </w:tc>
@@ -777,7 +777,7 @@
                 <w:sz w:val="18"/>
                 <w:szCs w:val="18"/>
               </w:rPr>
-              <w:t xml:space="preserve">The wave equation v = fλ is not an empirical coincidence but a geometric necessity: in one full oscillation cycle (time = T), the wavefront advances by exactly one spatial cycle (distance = λ). Speed is distance ÷ time, so v = λ/T = fλ. This explains why, in a given medium (fixed v), a higher-frequency source must produce shorter wavelengths — the wavefronts are packed more closely together. The Nairobi FM example grounds abstraction in a familiar Kenyan technology. Teachers should use wait time (minimum 30 seconds) after posing each rearrangement problem before cold-calling, allowing all learners to attempt the algebra. Connect back to the driving question: knowing v = fλ allows engineers to design antennae and predict where radio signals will reach across Kenya's varied terrain.</w:t>
+              <w:t xml:space="preserve">The wave equation v = fλ explains why the fisherman at Lake Victoria can begin to assign numbers to his observations: the deep-rumble thunder sound has a low frequency and therefore a long wavelength, which — as learners will discover in Lesson 3 — enables it to diffract (bend) around the rocky headland more effectively than high-frequency sounds. The same equation explains why a Nairobi FM radio signal has a wavelength of roughly 3 m, which is relevant to whether that signal can diffract around a Rift Valley hill (a question that will be quantitatively resolved in Lesson 5 on diffraction). Learners cannot yet fully explain the bending mechanism, but they now have the mathematical tool to characterise any wave in the anchoring phenomenon.</w:t>
             </w:r>
           </w:p>
         </w:tc>
@@ -862,7 +862,7 @@
                 <w:sz w:val="18"/>
                 <w:szCs w:val="18"/>
               </w:rPr>
-              <w:t xml:space="preserve">Students observed: (1) a ripple-tank wavefront striking a straight barrier — incident and reflected wavefronts were traced and angles measured; (2) a clap produced near a large concrete wall on the school compound, listening for a distinct echo; (3) a short demonstration (or video) of a bat-echo analogy using a torch and mirror — the angle of the reflected beam equalling the angle of incidence. A Kenyan fisherman scenario was introduced as the anchoring phenomenon extension: fishers on Lake Victoria sometimes report hearing their own shouts reflected off distant cliffs — students were asked what property of waves explains this.</w:t>
+              <w:t xml:space="preserve">Learners stood at measured distances (20–40 m) from the school perimeter wall, clapped rhythmically, and timed echoes to calculate the speed of sound. Groups pooled their results on a class data board and compared calculated values (expected range: 300–380 m/s) to the accepted value of ~340 m/s.</w:t>
             </w:r>
           </w:p>
         </w:tc>
@@ -894,7 +894,7 @@
                 <w:sz w:val="18"/>
                 <w:szCs w:val="18"/>
               </w:rPr>
-              <w:t xml:space="preserve">Sound reflects off hard surfaces; the angle of incidence equals the angle of reflection (the law of reflection). Echoes are reflected sound waves; reverberation occurs when multiple reflections overlap in an enclosed space. Students learned to draw normal lines, measure angles of incidence (θᵢ) and reflection (θᵣ), and confirm θᵢ = θᵣ for plane wave reflection. They applied the echo formula: distance = (v × t) / 2, and solved problems such as: a fisher hears an echo 0.6 s after shouting (v_sound = 340 m/s) — how far is the cliff? (answer: 102 m). Pedagogical note: many learners confuse the normal with the surface; spend explicit time drawing and labelling the normal at the point of incidence before measuring angles.</w:t>
+              <w:t xml:space="preserve">Sound reflects off hard surfaces; the angle of incidence equals the angle of reflection (law of reflection). Echoes are reflected sound waves. Reflection can explain why the fisherman hears some thunder from the direction of the cliff — but it cannot explain sound reaching the completely shadowed cove behind the headland.</w:t>
             </w:r>
           </w:p>
         </w:tc>
@@ -926,7 +926,7 @@
                 <w:sz w:val="18"/>
                 <w:szCs w:val="18"/>
               </w:rPr>
-              <w:t xml:space="preserve">Wave reflection occurs because when a wavefront meets a boundary with a denser or rigid medium, the wave cannot continue and the energy is returned into the original medium. The law of reflection (θᵢ = θᵣ) follows from Huygens' principle: each point on the wavefront acts as a secondary source, and the geometry of secondary wavelet construction enforces equal angles. Hard, smooth surfaces (concrete walls, cliff faces, metal roofing sheets common in Kenyan urban buildings) are good reflectors; soft, porous materials (curtains, grass thatch) absorb energy and reduce reflection. The fisherman's puzzle is fully explained: sound energy from his shout travels outward, strikes the distant cliff (a rigid boundary), and reflects back to his ears as an echo. Teachers should connect this to real Kenyan applications pre-empted for Lesson 6: sonar used by Kenya Fisheries on Lake Victoria exploits this exact principle.</w:t>
+              <w:t xml:space="preserve">The fisherman's experience of hearing thunder from the direction of the rocky cliff can be partly explained by the reflection of sound waves off the hard rock surface, redirecting some of the sound energy toward him. However, reflection requires a line-of-sight path to the reflecting surface and cannot explain why sound reaches the protected cove with no reflective surface facing the storm — that part of the puzzle remains unsolved and points toward a different wave behaviour (diffraction) to be explored in Lesson 4.</w:t>
             </w:r>
           </w:p>
         </w:tc>
@@ -1011,7 +1011,7 @@
                 <w:sz w:val="18"/>
                 <w:szCs w:val="18"/>
               </w:rPr>
-              <w:t xml:space="preserve">Students observed: (1) a ripple tank with a submerged perspex sheet creating a shallow-water region — wavefronts visibly slowed and bent (changed direction) as they crossed from deep to shallow water; (2) a photograph or video of ocean waves near the Kenyan coast (Diani Beach) bending as they approach the shore at an angle, with wavefronts turning to become more parallel to the shoreline; (3) a class discussion prompt: why do some communities in the Rift Valley report poor radio reception, especially for certain stations? Students predicted before explanation.</w:t>
+              <w:t xml:space="preserve">Learners watched slow-motion ripple-tank footage (Clip A) showing water wavefronts compressing and bending as they crossed from a deep region into a shallow region, and then Mombasa coastal-swell footage (Clip B) showing the same behaviour at the scale of the Indian Ocean. They completed a structured observation table recording changes in wave speed, wavelength, and direction at the boundary, and drew a labelled refraction diagram (incident ray, refracted ray, normal, boundary, wavefronts).</w:t>
             </w:r>
           </w:p>
         </w:tc>
@@ -1043,7 +1043,7 @@
                 <w:sz w:val="18"/>
                 <w:szCs w:val="18"/>
               </w:rPr>
-              <w:t xml:space="preserve">Learners learned that refraction is the change in direction of a wave caused by a change in its speed when it crosses a boundary between two media. The wave slows down in shallower water (or denser medium) and speeds up in deeper water (or less dense medium). The side of the wavefront that enters the new medium first slows (or speeds) first, causing the wavefront to pivot. Key rule: when a wave enters a slower medium at an angle, it bends toward the normal; into a faster medium, it bends away. Students applied this to: coastal wave refraction at Diani Beach (explains why waves always seem to hit the beach nearly head-on regardless of wind direction); atmospheric radio-wave refraction (explains signal fading in the Rift Valley where air density layers redirect radio waves). Pedagogical note: use the 'marching-soldiers' analogy — a row of soldiers walking from firm ground onto mud; those who hit the mud first slow down, causing the line to pivot.</w:t>
+              <w:t xml:space="preserve">Learners learned that refraction is the change in direction of a wave caused by a change in its speed when it crosses a boundary between two media. The wave bends toward the normal when it slows down and away from the normal when it speeds up. Frequency is conserved at the boundary; wavelength changes in proportion to speed (v = fλ). A temperature inversion at night causes sound to travel faster in the upper warm layer and refract back downward, explaining why Lamu fishermen hear voices farther across the water at night. Applying v = fλ: at 680 Hz, a wave travelling at 340 m/s has wavelength 0.50 m; at 360 m/s it has wavelength ≈ 0.529 m.</w:t>
             </w:r>
           </w:p>
         </w:tc>
@@ -1075,7 +1075,7 @@
                 <w:sz w:val="18"/>
                 <w:szCs w:val="18"/>
               </w:rPr>
-              <w:t xml:space="preserve">Refraction is explained by the change in wave speed at a boundary. Wave frequency remains constant across boundaries (the source frequency does not change), so if v decreases, λ must also decrease (v = fλ). The wavelength compression on one side of the wavefront causes the wavefront to rotate toward the slower medium. At Diani Beach, seabed rises gradually toward shore, progressively slowing coastal waves; each part of the wavefront slows at a rate proportional to local depth, causing the entire wavefront to swing parallel to the shore — this is why shore-break waves hit the beach almost head-on even when offshore swells arrive at an angle. For radio waves in the Rift Valley, temperature and humidity gradients create layers of differing air density and thus differing propagation speed; waves refract unpredictably, creating dead zones. Teachers should ask students (cold-call three) to explain the Rift Valley radio phenomenon in their own words using the speed-change mechanism before closing.</w:t>
+              <w:t xml:space="preserve">Refraction explains why the water waves in the Lake Victoria phenomenon change direction as they cross from the deep open lake into the shallow bay near the Kisumu shore — the wave slows down in the shallower water and bends toward the normal at the deep-to-shallow boundary. This is the same mechanism seen in the Mombasa coastal swell. Refraction also partially explains how sound from the distant storm reaches the fisherman at night: a temperature inversion refracts the sound downward, allowing it to travel farther along the water surface. However, refraction alone cannot explain why sound reaches the protected cove behind the solid headland, or why the FM radio signal disappears completely behind a Rift Valley ridge — those require a third wave behaviour (diffraction), which will be the focus of Lesson 5.</w:t>
             </w:r>
           </w:p>
         </w:tc>
@@ -1160,7 +1160,7 @@
                 <w:sz w:val="18"/>
                 <w:szCs w:val="18"/>
               </w:rPr>
-              <w:t xml:space="preserve">Students observed ripple-tank wavefronts diffracting around obstacles and through apertures, confirming that diffraction is most pronounced when the gap width or obstacle size is comparable to the wavelength of the wave.</w:t>
+              <w:t xml:space="preserve">Learners carried out a classroom doorway experiment in which a speaker said 'Habari za asubuhi!' just outside an open doorway while listeners positioned around the corner (out of line of sight) rated audibility at three gap widths. They also watched and sketched a water-wave diffraction simulation showing wavefronts spreading through gaps of decreasing width.</w:t>
             </w:r>
           </w:p>
         </w:tc>
@@ -1192,7 +1192,7 @@
                 <w:sz w:val="18"/>
                 <w:szCs w:val="18"/>
               </w:rPr>
-              <w:t xml:space="preserve">Students constructed wavefront diagrams showing that waves spread (diffract) around obstacles and through gaps, and that diffraction is greatest when the wavelength is approximately equal to (or larger than) the gap or obstacle size. They applied this principle to: (a) sound diffraction — sound waves have wavelengths of centimetres to metres, so they easily diffract around doorways, furniture, and corners in Kenyan classrooms and markets; (b) radio wave diffraction — long-wavelength KBC AM/FM signals diffract over hills, providing coverage in remote Kenyan valleys, whereas short-wavelength TV signals diffract poorly and are blocked by terrain, requiring relay stations; (c) ocean wave diffraction — waves diffracting around headlands (e.g., Ras Serani near Mombasa) can focus energy on sheltered beaches. Pedagogical note: require learners to draw at least two labelled wavefront diagrams (one showing little diffraction through a wide gap, one showing strong diffraction through a narrow gap) before moving to applications.</w:t>
+              <w:t xml:space="preserve">Learners constructed wavefront diagrams showing that waves spread (diffract) around obstacles and through gaps, and that diffraction is greatest when the gap width is close to the wavelength. They connected diffraction to why sound reaches the Kisumu fisherman around the rocky headland and why mobile/FM radio signals can be detected behind hills in the Rift Valley.</w:t>
             </w:r>
           </w:p>
         </w:tc>
@@ -1224,7 +1224,7 @@
                 <w:sz w:val="18"/>
                 <w:szCs w:val="18"/>
               </w:rPr>
-              <w:t xml:space="preserve">Diffraction is explained by Huygens' principle: every point on a wavefront acts as a new point source of secondary wavelets. When a wavefront passes through a narrow gap, only a small portion of the wavefront remains, and the secondary wavelets at the edges radiate outward into the geometric shadow, producing spreading. When the gap is much wider than λ, the secondary wavelets from the edges are a tiny fraction of the total wavefront and their effect is negligible — the wave continues in a straight beam with only minor edge spreading. When gap ≈ λ, edge effects dominate and the wave fans out in all forward directions. This explains the Aberdare scenario: KBC longwave signals (λ ~ hundreds of metres) easily diffract over the hill; TV signals (λ ~ centimetres) travel in near-straight lines and are blocked. Teachers should connect this forward to Lesson 7: diffraction of ocean waves around coastal structures can unexpectedly concentrate wave energy on supposedly sheltered beaches — a critical environmental mitigation insight.</w:t>
+              <w:t xml:space="preserve">Learners updated the class Driving Question Board with an integrated three-property explanation of the anchoring phenomenon (reflection = echo off cliff; refraction = water-wave bending at shallow bay; diffraction = sound spreading around headland into cove) and added a green-coded diffraction layer to their cumulative Kisumu bay wavefront diagram.</w:t>
             </w:r>
           </w:p>
         </w:tc>
@@ -1309,7 +1309,7 @@
                 <w:sz w:val="18"/>
                 <w:szCs w:val="18"/>
               </w:rPr>
-              <w:t xml:space="preserve">Students observed a carousel of application demonstrations and/or short video clips: (1) a sonar/ultrasound animation showing a pulse sent from a vessel and the echo timed to calculate depth — linked to Kenya Fisheries vessels on Lake Victoria; (2) a medical ultrasound image (e.g., of a foetus) from Kenyatta National Hospital, showing how reflected sound pulses build an image; (3) a microwave oven cut-away diagram showing how microwaves reflect and refract inside the cavity to heat ugali or a chapati evenly; (4) a diagram of optical fibre communication used in Kenya's National Broadband network (the undersea cable at Mombasa) — total internal reflection carrying data as light pulses; (5) a seismograph trace from the Kenya Meteorological Department showing P-waves and S-waves from a tremor near the Rift Valley.</w:t>
+              <w:t xml:space="preserve">In their expert groups, learners researched and presented one of four real Kenyan wave applications: KMFRI SONAR depth-sounding on Lake Victoria; ultrasound scanning at Kenyatta National Hospital; cats-eye reflectors and speed cameras on the Nairobi–Mombasa highway; and seismic wave monitoring by the Kenya Meteorological Department. They created posters or digital slides including wave diagrams, property labels, Kenyan context details, and a connection sentence to the Lake Victoria fisherman phenomenon, then presented to the class and responded to peer questions.</w:t>
             </w:r>
           </w:p>
         </w:tc>
@@ -1341,7 +1341,7 @@
                 <w:sz w:val="18"/>
                 <w:szCs w:val="18"/>
               </w:rPr>
-              <w:t xml:space="preserve">Each real-life Kenyan application deliberately exploits one or more wave properties. SONAR and ultrasound use REFLECTION — a directed pulse is sent out, the reflected echo is timed, and distance = (v × t)/2 is applied. Medical ultrasound at KNH uses the same principle to image internal tissues. Microwave ovens exploit the specific frequency at which water molecules resonate (absorption) and reflection from metal walls to distribute energy. Fibre-optic cables (used in Kenya's TEAMS undersea cable terminating at Mombasa) exploit total internal reflection — light repeatedly reflects inside the glass fibre, carrying data over thousands of kilometres with minimal loss. Seismology uses the refraction and reflection of P- and S-waves through Earth's interior to map geological structures — critical for Kenya's Rift Valley geothermal energy exploration (KenGen). Pedagogical note: for each application, ask learners to identify WHICH wave property (reflection, refraction, diffraction, or a combination) is being exploited before revealing the explanation.</w:t>
+              <w:t xml:space="preserve">Each real-life Kenyan application deliberately exploits one or more wave properties. SONAR and ultrasound use REFLECTION — a directed pulse is sent out and the returning echo carries information about distance or density. Cats-eye reflectors and speed cameras use REFLECTION of light waves from a curved surface back toward its source. Seismic wave monitoring uses REFRACTION (waves bend as they pass through rock layers of different density) and DIFFRACTION (waves spread around geological structures) — the same two properties that explain why the fisherman's water waves entered the sheltered cove and why sound bent around the rocky headland. All applications are grounded in the same wave equation and the same three properties investigated in Lessons 3–5.</w:t>
             </w:r>
           </w:p>
         </w:tc>
@@ -1373,7 +1373,7 @@
                 <w:sz w:val="18"/>
                 <w:szCs w:val="18"/>
               </w:rPr>
-              <w:t xml:space="preserve">The unifying explanation across all applications is that engineers and scientists do not fight wave behaviour — they engineer systems that harness it. Reflection is exploited wherever distance measurement or imaging is needed (sonar, ultrasound, radar). Refraction is exploited in lens design and in understanding how radio signals propagate through the atmosphere over the Kenyan highlands. Diffraction is exploited in antenna design — a dish antenna is sized so that the target wavelength diffracts minimally, keeping the beam tight (microwave links) or, conversely, antenna arrays are designed for maximum diffraction for broad-area FM coverage across rural Kenya. Total internal reflection (a consequence of refraction at critical angle) enables fibre-optic internet infrastructure. Students should be able to state: 'In [application], the [property] of waves is exploited because [mechanism].' Teachers should cold-call at least five students using this sentence frame before closing the lesson.</w:t>
+              <w:t xml:space="preserve">Wave properties are not abstract laboratory phenomena — they are the physical mechanisms inside medical imaging machines, marine research vessels, road safety infrastructure, and earthquake detection systems across Kenya. The fisherman on Lake Victoria was not experiencing something unusual; he was experiencing the same reflection, refraction, and diffraction that Kenyan engineers and scientists harness every day. Understanding these properties at a mechanistic level — knowing WHY a wave bends, bounces, or spreads — is what allows technology to be designed, improved, and used safely for the benefit of Kenyan communities.</w:t>
             </w:r>
           </w:p>
         </w:tc>
@@ -1458,7 +1458,7 @@
                 <w:sz w:val="18"/>
                 <w:szCs w:val="18"/>
               </w:rPr>
-              <w:t xml:space="preserve">Students observed: (1) photographs and/or a short documentary clip of coastal erosion at Malindi and Kilifi — showing how wave action undercuts cliffs and removes beach sand; (2) a diagram or video of the 2004 Indian Ocean tsunami's effect on the East African coast, discussing how long-wavelength, low-amplitude deep-ocean waves became high-amplitude destructive waves near shore; (3) a sound-level meter reading taken inside and outside a corrugated-iron-roofed classroom during a rainstorm — quantifying noise pollution from wave energy (sound); (4) photographs of Nairobi construction sites using vibration-dampening foundations to protect neighbouring buildings from seismic wave energy.</w:t>
+              <w:t xml:space="preserve">Learners researched print and non-print sources to find evidence of wave impacts on the Kenyan environment: coastal erosion at Mombasa and Lamu driven by wave diffraction and high-amplitude storm waves; seismic wave damage to Nairobi infrastructure linked to wave frequency and building resonance; noise pollution from low-frequency sound waves near Kisumu port and along the Thika Superhighway; and disruption of Lake Victoria's tilapia and Nile perch spawning grounds caused by wave refraction in shallow water and boat-wake wave energy.</w:t>
             </w:r>
           </w:p>
         </w:tc>
@@ -1490,7 +1490,7 @@
                 <w:sz w:val="18"/>
                 <w:szCs w:val="18"/>
               </w:rPr>
-              <w:t xml:space="preserve">Each environmental impact is caused by a specific, nameable wave property: diffraction concentrates wave energy on unprotected shorelines (waves diffracting around a harbour breakwater can converge on the sheltered side); high-amplitude waves (tsunamis, storm surges) carry enormous mechanical energy that erodes coasts (Malindi, Watamu); seismic waves (P- and S-waves from Rift Valley tremors) transfer energy through Earth's crust, damaging poorly constructed buildings. Mitigation strategies are matched to the causative property: breakwaters and mangrove restoration reduce wave amplitude before waves reach the shore; early-warning buoys (Indian Ocean Tsunami Warning System, to which Kenya subscribes) detect anomalous wave patterns and trigger alerts; building codes in Nairobi require seismic-resistant designs in earthquake-prone zones near the Rift; sound-absorbing materials reduce noise pollution in urban schools. Pedagogical note: students often conflate 'the wave is dangerous' with 'all waves are dangerous' — stress that the same reflection/diffraction/refraction principles that cause harm are also used in mitigation technology.</w:t>
+              <w:t xml:space="preserve">Each environmental impact is caused by a specific, nameable wave property: diffraction concentrates wave energy on unprotected shorelines; high-amplitude waves carry sufficient energy to erode coral-stone foundations; seismic wave frequency can match structural resonance frequencies in buildings; noise is a longitudinal wave whose energy disrupts biological systems. Mitigation measures work by applying the same wave physics in reverse — sea walls reflect or absorb wave energy before it reaches the shoreline; building codes specify materials whose resonance frequencies differ from local seismic wave frequencies; noise barriers reflect and absorb sound waves; marine protected areas reduce boat-wake wave disturbance of shallow spawning grounds.</w:t>
             </w:r>
           </w:p>
         </w:tc>
@@ -1522,7 +1522,7 @@
                 <w:sz w:val="18"/>
                 <w:szCs w:val="18"/>
               </w:rPr>
-              <w:t xml:space="preserve">The environmental effects of waves are explained by the same physics principles studied in Lessons 1–5. Coastal erosion at Malindi results from the kinetic energy carried by waves (proportional to amplitude squared) being transferred to the coastline. Tsunami destructiveness results from shoaling — as the wave enters shallow coastal water, its speed decreases (refraction/shoaling), wavelength compresses, but energy is conserved, so amplitude increases dramatically. Diffraction of ocean waves around engineered structures (harbour walls) can inadvertently redirect wave energy into previously sheltered areas — explaining why some mitigation structures create new erosion problems if poorly designed. Seismic wave damage is greatest where S-wave frequency matches the natural resonant frequency of buildings (a wave superposition/resonance effect previewed here). Effective mitigation requires understanding the wave property causing the problem: you cannot design a breakwater without understanding diffraction; you cannot site a sea wall without understanding refraction. Teachers should close with the driving question: 'How does understanding wave behaviour protect Kenyan communities?' — requiring three students to give specific, property-linked answers.</w:t>
+              <w:t xml:space="preserve">Learners used the wave equation and wave-property vocabulary from Lessons 1–6 to construct causal arguments in a structured debate about the environmental trade-offs of a Kenyan coastal wave-energy power station. The debate required learners to weigh the same wave energy that causes coastal erosion as a potential renewable electricity source — illustrating that wave energy is neither inherently harmful nor beneficial, but that human decisions about technology and mitigation determine outcomes. The fisherman phenomenon was extended: the same diffraction and refraction processes that made the storm night puzzling are the processes that, sustained over decades, reshape Kenya's coastlines, threaten Lamu's UNESCO heritage buildings, and alter the ecology of Lake Victoria. Learners updated the DQB with environmental-impact and mitigation cards and revised their cumulative models to include a human-mitigation layer, advancing the class's collective explanation of the driving question.</w:t>
             </w:r>
           </w:p>
         </w:tc>
@@ -1607,7 +1607,7 @@
                 <w:sz w:val="18"/>
                 <w:szCs w:val="18"/>
               </w:rPr>
-              <w:t xml:space="preserve">Students reviewed their Driving Question Board entries accumulated across all seven lessons, physically (or digitally) moving sticky notes to mark questions that had been answered, identifying any remaining gaps. They then observed their own cumulative wave models — diagrams built and revised lesson by lesson — and compared their Lesson 1 initial model (often showing waves as 'moving water') with their current model (wavefronts, particle oscillation, energy transfer, labelled properties). A final consolidation problem set was distributed, containing five multi-step numerical problems drawn from Kenyan contexts: (1) Nairobi FM wavelength; (2) Mombasa sonar depth calculation; (3) echo-distance for a KBC engineer testing a radio tower near Nakuru; (4) coastal wave refraction angle change at Diani; (5) diffraction gap-width decision for a rural antenna installation in Turkana County.</w:t>
+              <w:t xml:space="preserve">In this unit, students observed: sound reflecting off the rocky headland at Lake Victoria (echo experiment), water waves refracting as they crossed from deep open lake into the shallow Kisumu bay (wavefront diagrams and simulation), sound waves diffracting around a corner (classroom experiment with a sound source behind a barrier), and the fading of mobile-phone signals in Rift Valley valleys behind hills (case study and discussion).</w:t>
             </w:r>
           </w:p>
         </w:tc>
@@ -1639,7 +1639,7 @@
                 <w:sz w:val="18"/>
                 <w:szCs w:val="18"/>
               </w:rPr>
-              <w:t xml:space="preserve">Students learned: the wave equation v = fλ and how to use it to calculate speed, frequency, and wavelength in Kenyan contexts (Nairobi FM radio, Mombasa sonar, KBC transmission towers); how reflection is used in sonar and ultrasound (distance = vt/2); how refraction explains coastal wave bending and Rift Valley radio dead zones; how diffraction explains why long-wave KBC signals reach remote valleys but TV signals do not; how these properties combine to cause and mitigate environmental hazards (Malindi erosion, Indian Ocean tsunamis, Rift Valley seismic risk). They also reviewed SI units for all wave quantities (m, Hz, m/s, s) and practised unit analysis as an exam strategy. Pedagogical note: use the five-problem consolidation set as a formative assessment — circulate and note which problems reveal persistent misconceptions (unit errors, formula inversion, confusion of amplitude with wavelength) and address these explicitly before the summative assessment.</w:t>
+              <w:t xml:space="preserve">Students learned: the wave equation v = fλ and how to use it to calculate speed, frequency, and wavelength in Kenyan contexts (Nairobi FM radio, Mombasa sonar, Kisumu water waves); the law of reflection and the echo-distance formula d = (v × t) / 2; that refraction changes wave speed and direction but NOT frequency, and that wavelength shifts proportionally with speed; that diffraction spreads waves around obstacles and through gaps, and is greatest when wavelength ≈ gap size; that waves carry energy and can damage coastal communities (storm surges, coastal erosion), but that this impact can be mitigated through mangrove restoration, wave-energy barriers, and early-warning sonar systems.</w:t>
             </w:r>
           </w:p>
         </w:tc>
@@ -1671,7 +1671,7 @@
                 <w:sz w:val="18"/>
                 <w:szCs w:val="18"/>
               </w:rPr>
-              <w:t xml:space="preserve">The final explanatory synthesis connects every lesson back to the driving question. Waves carry energy — not matter — through our environment via particle interactions (Lesson 1). The speed, frequency, and wavelength of a wave are related by v = fλ (Lesson 2). When waves meet boundaries, they reflect (Lesson 3), enabling sonar, ultrasound, and echo-ranging. When wave speed changes at a boundary, waves refract (Lesson 4), bending coastal waves at Diani and causing radio dead zones in the Rift Valley. When waves pass obstacles or gaps comparable to their wavelength, they diffract (Lesson 5), allowing KBC signals to reach remote Kenyan valleys but also focusing wave energy on unprotected shorelines. These properties are harnessed in technology (Lesson 6) and must be understood to design effective environmental protections (Lesson 7). The cumulative student model should now show: a labelled wavefront diagram including arrows for energy direction, particle oscillation arrows (transverse vs longitudinal), boundary interactions (reflection, refraction, diffraction), and at least two annotated Kenyan real-world application examples. Teachers should display two or three exemplary student models and facilitate a class discussion on what makes a model scientifically complete before formally closing the DQB.</w:t>
+              <w:t xml:space="preserve">Students can now explain the full anchoring phenomenon: the Kisumu fisherman hears thunder from behind the cliff because sound waves DIFFRACT around the rocky headland — the low-frequency rumble has a long wavelength comparable to the headland gap, so it spreads into the cove. The water waves change direction at the edge of the shallow bay because of REFRACTION — the wave speed decreases in shallow water, bending the wavefronts toward the normal, steering wave energy into the protected cove even without a straight-line path from the storm. The mobile-phone signal that fades behind a Rift Valley hill behaves the same way as the sound around the headland — microwaves DIFFRACT around the hill, though imperfectly, which is why engineers place repeater towers on hilltops to boost the diffracted signal into valleys. Wave science therefore directly answers the driving question: understanding reflection, refraction, and diffraction — and the mathematics linking them through v = fλ — equips communities, engineers, and scientists to protect lives, design better communications, and make sense of the energy-filled world around them.</w:t>
             </w:r>
           </w:p>
         </w:tc>
@@ -1795,7 +1795,7 @@
         </w:rPr>
         <w:t xml:space="preserve">© 2026 SeaVuria and ARES. This work is licensed under a </w:t>
       </w:r>
-      <w:hyperlink w:history="1" r:id="rIdxrd7suid0yw8ow03_fjnu">
+      <w:hyperlink w:history="1" r:id="rIdngmrfx1r0e31ahf2bbf-c">
         <w:r>
           <w:rPr>
             <w:rFonts w:ascii="Arial" w:cs="Arial" w:eastAsia="Arial" w:hAnsi="Arial"/>
@@ -1815,7 +1815,7 @@
         </w:rPr>
         <w:t xml:space="preserve"> (</w:t>
       </w:r>
-      <w:hyperlink w:history="1" r:id="rIdtrafxd89eqawmjtxaujir">
+      <w:hyperlink w:history="1" r:id="rIdmqlruuurv6vqbuhzrn-4k">
         <w:r>
           <w:rPr>
             <w:rFonts w:ascii="Arial" w:cs="Arial" w:eastAsia="Arial" w:hAnsi="Arial"/>
@@ -1835,7 +1835,7 @@
         </w:rPr>
         <w:t xml:space="preserve">). To view a copy of this license, visit </w:t>
       </w:r>
-      <w:hyperlink w:history="1" r:id="rId8nkyyge2ix0zekdustzgu">
+      <w:hyperlink w:history="1" r:id="rIdrjwrvchj6f0bpsbtrf9ql">
         <w:r>
           <w:rPr>
             <w:rFonts w:ascii="Arial" w:cs="Arial" w:eastAsia="Arial" w:hAnsi="Arial"/>

--- a/data/outputs/v2/General_Science/SS3.3_Waves/General_Science_Waves_SummaryTable.docx
+++ b/data/outputs/v2/General_Science/SS3.3_Waves/General_Science_Waves_SummaryTable.docx
@@ -777,7 +777,7 @@
                 <w:sz w:val="18"/>
                 <w:szCs w:val="18"/>
               </w:rPr>
-              <w:t xml:space="preserve">The wave equation v = fλ explains why the fisherman at Lake Victoria can begin to assign numbers to his observations: the deep-rumble thunder sound has a low frequency and therefore a long wavelength, which — as learners will discover in Lesson 3 — enables it to diffract (bend) around the rocky headland more effectively than high-frequency sounds. The same equation explains why a Nairobi FM radio signal has a wavelength of roughly 3 m, which is relevant to whether that signal can diffract around a Rift Valley hill (a question that will be quantitatively resolved in Lesson 5 on diffraction). Learners cannot yet fully explain the bending mechanism, but they now have the mathematical tool to characterise any wave in the anchoring phenomenon.</w:t>
+              <w:t xml:space="preserve">The wave equation v = fλ explains why the fisherman at Lake Victoria can begin to assign numbers to his observations: the deep-rumble thunder sound has a low frequency and therefore a long wavelength, which — as learners will discover in Lesson 5 — enables it to diffract (bend) around the rocky headland more effectively than high-frequency sounds. The same equation explains why a Nairobi FM radio signal has a wavelength of roughly 3 m, which is relevant to whether that signal can diffract around a Rift Valley hill (a question that will be quantitatively resolved in Lesson 5 on diffraction). Learners cannot yet fully explain the bending mechanism, but they now have the mathematical tool to characterise any wave in the anchoring phenomenon.</w:t>
             </w:r>
           </w:p>
         </w:tc>
@@ -926,7 +926,7 @@
                 <w:sz w:val="18"/>
                 <w:szCs w:val="18"/>
               </w:rPr>
-              <w:t xml:space="preserve">The fisherman's experience of hearing thunder from the direction of the rocky cliff can be partly explained by the reflection of sound waves off the hard rock surface, redirecting some of the sound energy toward him. However, reflection requires a line-of-sight path to the reflecting surface and cannot explain why sound reaches the protected cove with no reflective surface facing the storm — that part of the puzzle remains unsolved and points toward a different wave behaviour (diffraction) to be explored in Lesson 4.</w:t>
+              <w:t xml:space="preserve">The fisherman's experience of hearing thunder from the direction of the rocky cliff can be partly explained by the reflection of sound waves off the hard rock surface, redirecting some of the sound energy toward him. However, reflection requires a line-of-sight path to the reflecting surface and cannot explain why sound reaches the protected cove with no reflective surface facing the storm — that part of the puzzle remains unsolved and points toward a different wave behaviour (diffraction) to be explored in Lesson 5.</w:t>
             </w:r>
           </w:p>
         </w:tc>
@@ -1795,7 +1795,7 @@
         </w:rPr>
         <w:t xml:space="preserve">© 2026 SeaVuria and ARES. This work is licensed under a </w:t>
       </w:r>
-      <w:hyperlink w:history="1" r:id="rIdngmrfx1r0e31ahf2bbf-c">
+      <w:hyperlink w:history="1" r:id="rIdi8qmy526qr80ytoawmd1v">
         <w:r>
           <w:rPr>
             <w:rFonts w:ascii="Arial" w:cs="Arial" w:eastAsia="Arial" w:hAnsi="Arial"/>
@@ -1815,7 +1815,7 @@
         </w:rPr>
         <w:t xml:space="preserve"> (</w:t>
       </w:r>
-      <w:hyperlink w:history="1" r:id="rIdmqlruuurv6vqbuhzrn-4k">
+      <w:hyperlink w:history="1" r:id="rIdvku1bkzvkrv0s3gscahuc">
         <w:r>
           <w:rPr>
             <w:rFonts w:ascii="Arial" w:cs="Arial" w:eastAsia="Arial" w:hAnsi="Arial"/>
@@ -1835,7 +1835,7 @@
         </w:rPr>
         <w:t xml:space="preserve">). To view a copy of this license, visit </w:t>
       </w:r>
-      <w:hyperlink w:history="1" r:id="rIdrjwrvchj6f0bpsbtrf9ql">
+      <w:hyperlink w:history="1" r:id="rIdh6rgy0izr7_utf2pdryfw">
         <w:r>
           <w:rPr>
             <w:rFonts w:ascii="Arial" w:cs="Arial" w:eastAsia="Arial" w:hAnsi="Arial"/>

--- a/data/outputs/v2/General_Science/SS3.3_Waves/General_Science_Waves_SummaryTable.docx
+++ b/data/outputs/v2/General_Science/SS3.3_Waves/General_Science_Waves_SummaryTable.docx
@@ -1795,7 +1795,7 @@
         </w:rPr>
         <w:t xml:space="preserve">© 2026 SeaVuria and ARES. This work is licensed under a </w:t>
       </w:r>
-      <w:hyperlink w:history="1" r:id="rIdi8qmy526qr80ytoawmd1v">
+      <w:hyperlink w:history="1" r:id="rIdirwngxh505jsrbmdpy0ov">
         <w:r>
           <w:rPr>
             <w:rFonts w:ascii="Arial" w:cs="Arial" w:eastAsia="Arial" w:hAnsi="Arial"/>
@@ -1815,7 +1815,7 @@
         </w:rPr>
         <w:t xml:space="preserve"> (</w:t>
       </w:r>
-      <w:hyperlink w:history="1" r:id="rIdvku1bkzvkrv0s3gscahuc">
+      <w:hyperlink w:history="1" r:id="rId41wrv3zgry0n02g3af25e">
         <w:r>
           <w:rPr>
             <w:rFonts w:ascii="Arial" w:cs="Arial" w:eastAsia="Arial" w:hAnsi="Arial"/>
@@ -1835,7 +1835,7 @@
         </w:rPr>
         <w:t xml:space="preserve">). To view a copy of this license, visit </w:t>
       </w:r>
-      <w:hyperlink w:history="1" r:id="rIdh6rgy0izr7_utf2pdryfw">
+      <w:hyperlink w:history="1" r:id="rIdh1ieqzzan56dkbj6piyr7">
         <w:r>
           <w:rPr>
             <w:rFonts w:ascii="Arial" w:cs="Arial" w:eastAsia="Arial" w:hAnsi="Arial"/>

--- a/data/outputs/v2/General_Science/SS3.3_Waves/General_Science_Waves_SummaryTable.docx
+++ b/data/outputs/v2/General_Science/SS3.3_Waves/General_Science_Waves_SummaryTable.docx
@@ -1671,7 +1671,7 @@
                 <w:sz w:val="18"/>
                 <w:szCs w:val="18"/>
               </w:rPr>
-              <w:t xml:space="preserve">Students can now explain the full anchoring phenomenon: the Kisumu fisherman hears thunder from behind the cliff because sound waves DIFFRACT around the rocky headland — the low-frequency rumble has a long wavelength comparable to the headland gap, so it spreads into the cove. The water waves change direction at the edge of the shallow bay because of REFRACTION — the wave speed decreases in shallow water, bending the wavefronts toward the normal, steering wave energy into the protected cove even without a straight-line path from the storm. The mobile-phone signal that fades behind a Rift Valley hill behaves the same way as the sound around the headland — microwaves DIFFRACT around the hill, though imperfectly, which is why engineers place repeater towers on hilltops to boost the diffracted signal into valleys. Wave science therefore directly answers the driving question: understanding reflection, refraction, and diffraction — and the mathematics linking them through v = fλ — equips communities, engineers, and scientists to protect lives, design better communications, and make sense of the energy-filled world around them.</w:t>
+              <w:t xml:space="preserve">Students can now explain the full anchoring phenomenon: the Kisumu fisherman hears thunder from behind the cliff because sound waves DIFFRACT around the rocky headland — the low-frequency rumble has a long wavelength comparable to the headland gap, so it spreads into the cove. The water waves change direction at the edge of the shallow bay because of REFRACTION — the wave speed decreases in shallow water, bending the wavefronts toward the normal and changing their direction; refraction alone does not carry energy into the protected cove behind the solid headland — that is explained by diffraction. The mobile-phone signal that fades behind a Rift Valley hill behaves the same way as the sound around the headland — microwaves DIFFRACT around the hill, though imperfectly, which is why engineers place repeater towers on hilltops to boost the diffracted signal into valleys. Wave science therefore directly answers the driving question: understanding reflection, refraction, and diffraction — and the mathematics linking them through v = fλ — equips communities, engineers, and scientists to protect lives, design better communications, and make sense of the energy-filled world around them.</w:t>
             </w:r>
           </w:p>
         </w:tc>
@@ -1795,7 +1795,7 @@
         </w:rPr>
         <w:t xml:space="preserve">© 2026 SeaVuria and ARES. This work is licensed under a </w:t>
       </w:r>
-      <w:hyperlink w:history="1" r:id="rIdirwngxh505jsrbmdpy0ov">
+      <w:hyperlink w:history="1" r:id="rIdxvg8nsdrcr2jozojctimt">
         <w:r>
           <w:rPr>
             <w:rFonts w:ascii="Arial" w:cs="Arial" w:eastAsia="Arial" w:hAnsi="Arial"/>
@@ -1815,7 +1815,7 @@
         </w:rPr>
         <w:t xml:space="preserve"> (</w:t>
       </w:r>
-      <w:hyperlink w:history="1" r:id="rId41wrv3zgry0n02g3af25e">
+      <w:hyperlink w:history="1" r:id="rIdqcibskprf67auoljshkol">
         <w:r>
           <w:rPr>
             <w:rFonts w:ascii="Arial" w:cs="Arial" w:eastAsia="Arial" w:hAnsi="Arial"/>
@@ -1835,7 +1835,7 @@
         </w:rPr>
         <w:t xml:space="preserve">). To view a copy of this license, visit </w:t>
       </w:r>
-      <w:hyperlink w:history="1" r:id="rIdh1ieqzzan56dkbj6piyr7">
+      <w:hyperlink w:history="1" r:id="rId5xcrjrqalltpw6sl0hgz5">
         <w:r>
           <w:rPr>
             <w:rFonts w:ascii="Arial" w:cs="Arial" w:eastAsia="Arial" w:hAnsi="Arial"/>

--- a/data/outputs/v2/General_Science/SS3.3_Waves/General_Science_Waves_SummaryTable.docx
+++ b/data/outputs/v2/General_Science/SS3.3_Waves/General_Science_Waves_SummaryTable.docx
@@ -1795,7 +1795,7 @@
         </w:rPr>
         <w:t xml:space="preserve">© 2026 SeaVuria and ARES. This work is licensed under a </w:t>
       </w:r>
-      <w:hyperlink w:history="1" r:id="rIdxvg8nsdrcr2jozojctimt">
+      <w:hyperlink w:history="1" r:id="rIdlakpbxh9nbimfuhag8pj2">
         <w:r>
           <w:rPr>
             <w:rFonts w:ascii="Arial" w:cs="Arial" w:eastAsia="Arial" w:hAnsi="Arial"/>
@@ -1815,7 +1815,7 @@
         </w:rPr>
         <w:t xml:space="preserve"> (</w:t>
       </w:r>
-      <w:hyperlink w:history="1" r:id="rIdqcibskprf67auoljshkol">
+      <w:hyperlink w:history="1" r:id="rIdht6wxpfcszlfpxfgb4fz3">
         <w:r>
           <w:rPr>
             <w:rFonts w:ascii="Arial" w:cs="Arial" w:eastAsia="Arial" w:hAnsi="Arial"/>
@@ -1835,7 +1835,7 @@
         </w:rPr>
         <w:t xml:space="preserve">). To view a copy of this license, visit </w:t>
       </w:r>
-      <w:hyperlink w:history="1" r:id="rId5xcrjrqalltpw6sl0hgz5">
+      <w:hyperlink w:history="1" r:id="rIdj4fw3xeb1pxfxt1t1w-n-">
         <w:r>
           <w:rPr>
             <w:rFonts w:ascii="Arial" w:cs="Arial" w:eastAsia="Arial" w:hAnsi="Arial"/>

--- a/data/outputs/v2/General_Science/SS3.3_Waves/General_Science_Waves_SummaryTable.docx
+++ b/data/outputs/v2/General_Science/SS3.3_Waves/General_Science_Waves_SummaryTable.docx
@@ -4,6 +4,7 @@
   <w:body>
     <w:p>
       <w:pPr>
+        <w:keepNext w:val="false"/>
         <w:spacing w:after="30" w:before="0"/>
         <w:jc w:val="center"/>
       </w:pPr>
@@ -23,6 +24,7 @@
     </w:p>
     <w:p>
       <w:pPr>
+        <w:keepNext w:val="false"/>
         <w:spacing w:after="60" w:before="0"/>
         <w:jc w:val="center"/>
       </w:pPr>
@@ -81,6 +83,7 @@
           </w:tcPr>
           <w:p>
             <w:pPr>
+              <w:keepNext w:val="false"/>
               <w:spacing w:after="40" w:before="0"/>
               <w:jc w:val="center"/>
             </w:pPr>
@@ -115,6 +118,7 @@
           </w:tcPr>
           <w:p>
             <w:pPr>
+              <w:keepNext w:val="false"/>
               <w:spacing w:after="40" w:before="0"/>
               <w:jc w:val="left"/>
             </w:pPr>
@@ -147,6 +151,7 @@
           </w:tcPr>
           <w:p>
             <w:pPr>
+              <w:keepNext w:val="false"/>
               <w:spacing w:after="40" w:before="0"/>
               <w:jc w:val="left"/>
             </w:pPr>
@@ -181,6 +186,7 @@
           </w:tcPr>
           <w:p>
             <w:pPr>
+              <w:keepNext w:val="false"/>
               <w:spacing w:after="40" w:before="0"/>
               <w:jc w:val="left"/>
             </w:pPr>
@@ -213,6 +219,7 @@
           </w:tcPr>
           <w:p>
             <w:pPr>
+              <w:keepNext w:val="false"/>
               <w:spacing w:after="40" w:before="0"/>
               <w:jc w:val="left"/>
             </w:pPr>
@@ -273,6 +280,7 @@
           </w:tcPr>
           <w:p>
             <w:pPr>
+              <w:keepNext w:val="false"/>
               <w:spacing w:after="40" w:before="0"/>
               <w:jc w:val="center"/>
             </w:pPr>
@@ -307,6 +315,7 @@
           </w:tcPr>
           <w:p>
             <w:pPr>
+              <w:keepNext w:val="false"/>
               <w:spacing w:after="40" w:before="0"/>
               <w:jc w:val="left"/>
             </w:pPr>
@@ -369,6 +378,7 @@
           </w:tcPr>
           <w:p>
             <w:pPr>
+              <w:keepNext w:val="false"/>
               <w:spacing w:after="40" w:before="0"/>
               <w:jc w:val="left"/>
             </w:pPr>
@@ -401,6 +411,7 @@
           </w:tcPr>
           <w:p>
             <w:pPr>
+              <w:keepNext w:val="false"/>
               <w:spacing w:after="40" w:before="0"/>
               <w:jc w:val="left"/>
             </w:pPr>
@@ -433,6 +444,7 @@
           </w:tcPr>
           <w:p>
             <w:pPr>
+              <w:keepNext w:val="false"/>
               <w:spacing w:after="40" w:before="0"/>
               <w:jc w:val="left"/>
             </w:pPr>
@@ -465,6 +477,7 @@
           </w:tcPr>
           <w:p>
             <w:pPr>
+              <w:keepNext w:val="false"/>
               <w:spacing w:after="40" w:before="0"/>
               <w:jc w:val="left"/>
             </w:pPr>
@@ -499,6 +512,7 @@
           </w:tcPr>
           <w:p>
             <w:pPr>
+              <w:keepNext w:val="false"/>
               <w:spacing w:after="40" w:before="0"/>
               <w:jc w:val="left"/>
             </w:pPr>
@@ -518,6 +532,7 @@
           </w:p>
           <w:p>
             <w:pPr>
+              <w:keepNext w:val="false"/>
               <w:spacing w:after="40" w:before="0"/>
               <w:jc w:val="left"/>
             </w:pPr>
@@ -550,6 +565,7 @@
           </w:tcPr>
           <w:p>
             <w:pPr>
+              <w:keepNext w:val="false"/>
               <w:spacing w:after="40" w:before="0"/>
               <w:jc w:val="left"/>
             </w:pPr>
@@ -582,6 +598,7 @@
           </w:tcPr>
           <w:p>
             <w:pPr>
+              <w:keepNext w:val="false"/>
               <w:spacing w:after="40" w:before="0"/>
               <w:jc w:val="left"/>
             </w:pPr>
@@ -614,6 +631,7 @@
           </w:tcPr>
           <w:p>
             <w:pPr>
+              <w:keepNext w:val="false"/>
               <w:spacing w:after="40" w:before="0"/>
               <w:jc w:val="left"/>
             </w:pPr>
@@ -648,6 +666,7 @@
           </w:tcPr>
           <w:p>
             <w:pPr>
+              <w:keepNext w:val="false"/>
               <w:spacing w:after="40" w:before="0"/>
               <w:jc w:val="left"/>
             </w:pPr>
@@ -667,6 +686,7 @@
           </w:p>
           <w:p>
             <w:pPr>
+              <w:keepNext w:val="false"/>
               <w:spacing w:after="40" w:before="0"/>
               <w:jc w:val="left"/>
             </w:pPr>
@@ -699,6 +719,7 @@
           </w:tcPr>
           <w:p>
             <w:pPr>
+              <w:keepNext w:val="false"/>
               <w:spacing w:after="40" w:before="0"/>
               <w:jc w:val="left"/>
             </w:pPr>
@@ -731,6 +752,7 @@
           </w:tcPr>
           <w:p>
             <w:pPr>
+              <w:keepNext w:val="false"/>
               <w:spacing w:after="40" w:before="0"/>
               <w:jc w:val="left"/>
             </w:pPr>
@@ -763,6 +785,7 @@
           </w:tcPr>
           <w:p>
             <w:pPr>
+              <w:keepNext w:val="false"/>
               <w:spacing w:after="40" w:before="0"/>
               <w:jc w:val="left"/>
             </w:pPr>
@@ -797,6 +820,7 @@
           </w:tcPr>
           <w:p>
             <w:pPr>
+              <w:keepNext w:val="false"/>
               <w:spacing w:after="40" w:before="0"/>
               <w:jc w:val="left"/>
             </w:pPr>
@@ -816,6 +840,7 @@
           </w:p>
           <w:p>
             <w:pPr>
+              <w:keepNext w:val="false"/>
               <w:spacing w:after="40" w:before="0"/>
               <w:jc w:val="left"/>
             </w:pPr>
@@ -848,6 +873,7 @@
           </w:tcPr>
           <w:p>
             <w:pPr>
+              <w:keepNext w:val="false"/>
               <w:spacing w:after="40" w:before="0"/>
               <w:jc w:val="left"/>
             </w:pPr>
@@ -880,6 +906,7 @@
           </w:tcPr>
           <w:p>
             <w:pPr>
+              <w:keepNext w:val="false"/>
               <w:spacing w:after="40" w:before="0"/>
               <w:jc w:val="left"/>
             </w:pPr>
@@ -912,6 +939,7 @@
           </w:tcPr>
           <w:p>
             <w:pPr>
+              <w:keepNext w:val="false"/>
               <w:spacing w:after="40" w:before="0"/>
               <w:jc w:val="left"/>
             </w:pPr>
@@ -946,6 +974,7 @@
           </w:tcPr>
           <w:p>
             <w:pPr>
+              <w:keepNext w:val="false"/>
               <w:spacing w:after="40" w:before="0"/>
               <w:jc w:val="left"/>
             </w:pPr>
@@ -965,6 +994,7 @@
           </w:p>
           <w:p>
             <w:pPr>
+              <w:keepNext w:val="false"/>
               <w:spacing w:after="40" w:before="0"/>
               <w:jc w:val="left"/>
             </w:pPr>
@@ -997,6 +1027,7 @@
           </w:tcPr>
           <w:p>
             <w:pPr>
+              <w:keepNext w:val="false"/>
               <w:spacing w:after="40" w:before="0"/>
               <w:jc w:val="left"/>
             </w:pPr>
@@ -1029,6 +1060,7 @@
           </w:tcPr>
           <w:p>
             <w:pPr>
+              <w:keepNext w:val="false"/>
               <w:spacing w:after="40" w:before="0"/>
               <w:jc w:val="left"/>
             </w:pPr>
@@ -1061,6 +1093,7 @@
           </w:tcPr>
           <w:p>
             <w:pPr>
+              <w:keepNext w:val="false"/>
               <w:spacing w:after="40" w:before="0"/>
               <w:jc w:val="left"/>
             </w:pPr>
@@ -1095,6 +1128,7 @@
           </w:tcPr>
           <w:p>
             <w:pPr>
+              <w:keepNext w:val="false"/>
               <w:spacing w:after="40" w:before="0"/>
               <w:jc w:val="left"/>
             </w:pPr>
@@ -1114,6 +1148,7 @@
           </w:p>
           <w:p>
             <w:pPr>
+              <w:keepNext w:val="false"/>
               <w:spacing w:after="40" w:before="0"/>
               <w:jc w:val="left"/>
             </w:pPr>
@@ -1146,6 +1181,7 @@
           </w:tcPr>
           <w:p>
             <w:pPr>
+              <w:keepNext w:val="false"/>
               <w:spacing w:after="40" w:before="0"/>
               <w:jc w:val="left"/>
             </w:pPr>
@@ -1178,6 +1214,7 @@
           </w:tcPr>
           <w:p>
             <w:pPr>
+              <w:keepNext w:val="false"/>
               <w:spacing w:after="40" w:before="0"/>
               <w:jc w:val="left"/>
             </w:pPr>
@@ -1210,6 +1247,7 @@
           </w:tcPr>
           <w:p>
             <w:pPr>
+              <w:keepNext w:val="false"/>
               <w:spacing w:after="40" w:before="0"/>
               <w:jc w:val="left"/>
             </w:pPr>
@@ -1244,6 +1282,7 @@
           </w:tcPr>
           <w:p>
             <w:pPr>
+              <w:keepNext w:val="false"/>
               <w:spacing w:after="40" w:before="0"/>
               <w:jc w:val="left"/>
             </w:pPr>
@@ -1263,6 +1302,7 @@
           </w:p>
           <w:p>
             <w:pPr>
+              <w:keepNext w:val="false"/>
               <w:spacing w:after="40" w:before="0"/>
               <w:jc w:val="left"/>
             </w:pPr>
@@ -1295,6 +1335,7 @@
           </w:tcPr>
           <w:p>
             <w:pPr>
+              <w:keepNext w:val="false"/>
               <w:spacing w:after="40" w:before="0"/>
               <w:jc w:val="left"/>
             </w:pPr>
@@ -1327,6 +1368,7 @@
           </w:tcPr>
           <w:p>
             <w:pPr>
+              <w:keepNext w:val="false"/>
               <w:spacing w:after="40" w:before="0"/>
               <w:jc w:val="left"/>
             </w:pPr>
@@ -1359,6 +1401,7 @@
           </w:tcPr>
           <w:p>
             <w:pPr>
+              <w:keepNext w:val="false"/>
               <w:spacing w:after="40" w:before="0"/>
               <w:jc w:val="left"/>
             </w:pPr>
@@ -1393,6 +1436,7 @@
           </w:tcPr>
           <w:p>
             <w:pPr>
+              <w:keepNext w:val="false"/>
               <w:spacing w:after="40" w:before="0"/>
               <w:jc w:val="left"/>
             </w:pPr>
@@ -1412,6 +1456,7 @@
           </w:p>
           <w:p>
             <w:pPr>
+              <w:keepNext w:val="false"/>
               <w:spacing w:after="40" w:before="0"/>
               <w:jc w:val="left"/>
             </w:pPr>
@@ -1444,6 +1489,7 @@
           </w:tcPr>
           <w:p>
             <w:pPr>
+              <w:keepNext w:val="false"/>
               <w:spacing w:after="40" w:before="0"/>
               <w:jc w:val="left"/>
             </w:pPr>
@@ -1476,6 +1522,7 @@
           </w:tcPr>
           <w:p>
             <w:pPr>
+              <w:keepNext w:val="false"/>
               <w:spacing w:after="40" w:before="0"/>
               <w:jc w:val="left"/>
             </w:pPr>
@@ -1508,6 +1555,7 @@
           </w:tcPr>
           <w:p>
             <w:pPr>
+              <w:keepNext w:val="false"/>
               <w:spacing w:after="40" w:before="0"/>
               <w:jc w:val="left"/>
             </w:pPr>
@@ -1542,6 +1590,7 @@
           </w:tcPr>
           <w:p>
             <w:pPr>
+              <w:keepNext w:val="false"/>
               <w:spacing w:after="40" w:before="0"/>
               <w:jc w:val="left"/>
             </w:pPr>
@@ -1561,6 +1610,7 @@
           </w:p>
           <w:p>
             <w:pPr>
+              <w:keepNext w:val="false"/>
               <w:spacing w:after="40" w:before="0"/>
               <w:jc w:val="left"/>
             </w:pPr>
@@ -1593,6 +1643,7 @@
           </w:tcPr>
           <w:p>
             <w:pPr>
+              <w:keepNext w:val="false"/>
               <w:spacing w:after="40" w:before="0"/>
               <w:jc w:val="left"/>
             </w:pPr>
@@ -1625,6 +1676,7 @@
           </w:tcPr>
           <w:p>
             <w:pPr>
+              <w:keepNext w:val="false"/>
               <w:spacing w:after="40" w:before="0"/>
               <w:jc w:val="left"/>
             </w:pPr>
@@ -1657,6 +1709,7 @@
           </w:tcPr>
           <w:p>
             <w:pPr>
+              <w:keepNext w:val="false"/>
               <w:spacing w:after="40" w:before="0"/>
               <w:jc w:val="left"/>
             </w:pPr>
@@ -1795,7 +1848,7 @@
         </w:rPr>
         <w:t xml:space="preserve">© 2026 SeaVuria and ARES. This work is licensed under a </w:t>
       </w:r>
-      <w:hyperlink w:history="1" r:id="rIdlakpbxh9nbimfuhag8pj2">
+      <w:hyperlink w:history="1" r:id="rIdyqwbxi7taksa5fmocmglh">
         <w:r>
           <w:rPr>
             <w:rFonts w:ascii="Arial" w:cs="Arial" w:eastAsia="Arial" w:hAnsi="Arial"/>
@@ -1815,7 +1868,7 @@
         </w:rPr>
         <w:t xml:space="preserve"> (</w:t>
       </w:r>
-      <w:hyperlink w:history="1" r:id="rIdht6wxpfcszlfpxfgb4fz3">
+      <w:hyperlink w:history="1" r:id="rIdzm5jkpfthjrlf60dhsjss">
         <w:r>
           <w:rPr>
             <w:rFonts w:ascii="Arial" w:cs="Arial" w:eastAsia="Arial" w:hAnsi="Arial"/>
@@ -1835,7 +1888,7 @@
         </w:rPr>
         <w:t xml:space="preserve">). To view a copy of this license, visit </w:t>
       </w:r>
-      <w:hyperlink w:history="1" r:id="rIdj4fw3xeb1pxfxt1t1w-n-">
+      <w:hyperlink w:history="1" r:id="rIdxkqucajo-gmow4sfua7yr">
         <w:r>
           <w:rPr>
             <w:rFonts w:ascii="Arial" w:cs="Arial" w:eastAsia="Arial" w:hAnsi="Arial"/>

--- a/data/outputs/v2/General_Science/SS3.3_Waves/General_Science_Waves_SummaryTable.docx
+++ b/data/outputs/v2/General_Science/SS3.3_Waves/General_Science_Waves_SummaryTable.docx
@@ -1848,7 +1848,7 @@
         </w:rPr>
         <w:t xml:space="preserve">© 2026 SeaVuria and ARES. This work is licensed under a </w:t>
       </w:r>
-      <w:hyperlink w:history="1" r:id="rIdyqwbxi7taksa5fmocmglh">
+      <w:hyperlink w:history="1" r:id="rIdrwloamprh3l0jzawphcvq">
         <w:r>
           <w:rPr>
             <w:rFonts w:ascii="Arial" w:cs="Arial" w:eastAsia="Arial" w:hAnsi="Arial"/>
@@ -1868,7 +1868,7 @@
         </w:rPr>
         <w:t xml:space="preserve"> (</w:t>
       </w:r>
-      <w:hyperlink w:history="1" r:id="rIdzm5jkpfthjrlf60dhsjss">
+      <w:hyperlink w:history="1" r:id="rId0mnm5mwasdwcnz7llduwr">
         <w:r>
           <w:rPr>
             <w:rFonts w:ascii="Arial" w:cs="Arial" w:eastAsia="Arial" w:hAnsi="Arial"/>
@@ -1888,7 +1888,7 @@
         </w:rPr>
         <w:t xml:space="preserve">). To view a copy of this license, visit </w:t>
       </w:r>
-      <w:hyperlink w:history="1" r:id="rIdxkqucajo-gmow4sfua7yr">
+      <w:hyperlink w:history="1" r:id="rIdpsqz4o9k7t1f04we6zr7i">
         <w:r>
           <w:rPr>
             <w:rFonts w:ascii="Arial" w:cs="Arial" w:eastAsia="Arial" w:hAnsi="Arial"/>
